--- a/Melany - IAFO/Ética/Etica - Ley Responsabilidad Juvenil - Adaptada.docx
+++ b/Melany - IAFO/Ética/Etica - Ley Responsabilidad Juvenil - Adaptada.docx
@@ -8,16 +8,16 @@
           <w:noProof/>
         </w:rPr>
         <w:drawing>
-          <wp:anchor distT="0" distB="0" distL="114300" distR="114300" simplePos="0" relativeHeight="251658240" behindDoc="0" locked="0" layoutInCell="1" allowOverlap="1" wp14:anchorId="478BD1E7" wp14:editId="0927B2D5">
+          <wp:anchor distT="0" distB="0" distL="114300" distR="114300" simplePos="0" relativeHeight="251658240" behindDoc="0" locked="0" layoutInCell="1" allowOverlap="1" wp14:anchorId="478BD1E7" wp14:editId="36D15CBC">
             <wp:simplePos x="0" y="0"/>
             <wp:positionH relativeFrom="margin">
               <wp:align>right</wp:align>
             </wp:positionH>
             <wp:positionV relativeFrom="paragraph">
-              <wp:posOffset>0</wp:posOffset>
+              <wp:posOffset>1795145</wp:posOffset>
             </wp:positionV>
-            <wp:extent cx="6638925" cy="9906000"/>
-            <wp:effectExtent l="0" t="0" r="9525" b="0"/>
+            <wp:extent cx="10238105" cy="6648450"/>
+            <wp:effectExtent l="4128" t="0" r="0" b="0"/>
             <wp:wrapSquare wrapText="bothSides"/>
             <wp:docPr id="831451647" name="Imagen 2"/>
             <wp:cNvGraphicFramePr>
@@ -32,7 +32,7 @@
                       <a:picLocks noChangeAspect="1" noChangeArrowheads="1"/>
                     </pic:cNvPicPr>
                   </pic:nvPicPr>
-                  <pic:blipFill>
+                  <pic:blipFill rotWithShape="1">
                     <a:blip r:embed="rId6">
                       <a:extLst>
                         <a:ext uri="{28A0092B-C50C-407E-A947-70E740481C1C}">
@@ -40,20 +40,28 @@
                         </a:ext>
                       </a:extLst>
                     </a:blip>
-                    <a:srcRect/>
+                    <a:srcRect l="2152" t="1367" r="3761" b="52779"/>
                     <a:stretch>
                       <a:fillRect/>
                     </a:stretch>
                   </pic:blipFill>
                   <pic:spPr bwMode="auto">
-                    <a:xfrm>
+                    <a:xfrm rot="5400000">
                       <a:off x="0" y="0"/>
-                      <a:ext cx="6638925" cy="9906000"/>
+                      <a:ext cx="10238105" cy="6648450"/>
                     </a:xfrm>
                     <a:prstGeom prst="rect">
                       <a:avLst/>
                     </a:prstGeom>
                     <a:noFill/>
+                    <a:ln>
+                      <a:noFill/>
+                    </a:ln>
+                    <a:extLst>
+                      <a:ext uri="{53640926-AAD7-44D8-BBD7-CCE9431645EC}">
+                        <a14:shadowObscured xmlns:a14="http://schemas.microsoft.com/office/drawing/2010/main"/>
+                      </a:ext>
+                    </a:extLst>
                   </pic:spPr>
                 </pic:pic>
               </a:graphicData>
@@ -74,27 +82,103 @@
         <w:jc w:val="left"/>
       </w:pPr>
       <w:r>
+        <w:rPr>
+          <w:noProof/>
+        </w:rPr>
         <w:lastRenderedPageBreak/>
+        <w:drawing>
+          <wp:anchor distT="0" distB="0" distL="114300" distR="114300" simplePos="0" relativeHeight="251661312" behindDoc="0" locked="0" layoutInCell="1" allowOverlap="1" wp14:anchorId="6EB1BB9B" wp14:editId="09278E4F">
+            <wp:simplePos x="0" y="0"/>
+            <wp:positionH relativeFrom="margin">
+              <wp:align>right</wp:align>
+            </wp:positionH>
+            <wp:positionV relativeFrom="paragraph">
+              <wp:posOffset>1752600</wp:posOffset>
+            </wp:positionV>
+            <wp:extent cx="10131425" cy="6642735"/>
+            <wp:effectExtent l="0" t="8255" r="0" b="0"/>
+            <wp:wrapSquare wrapText="bothSides"/>
+            <wp:docPr id="868251246" name="Imagen 2"/>
+            <wp:cNvGraphicFramePr>
+              <a:graphicFrameLocks xmlns:a="http://schemas.openxmlformats.org/drawingml/2006/main" noChangeAspect="1"/>
+            </wp:cNvGraphicFramePr>
+            <a:graphic xmlns:a="http://schemas.openxmlformats.org/drawingml/2006/main">
+              <a:graphicData uri="http://schemas.openxmlformats.org/drawingml/2006/picture">
+                <pic:pic xmlns:pic="http://schemas.openxmlformats.org/drawingml/2006/picture">
+                  <pic:nvPicPr>
+                    <pic:cNvPr id="0" name="Picture 2"/>
+                    <pic:cNvPicPr>
+                      <a:picLocks noChangeAspect="1" noChangeArrowheads="1"/>
+                    </pic:cNvPicPr>
+                  </pic:nvPicPr>
+                  <pic:blipFill rotWithShape="1">
+                    <a:blip r:embed="rId6">
+                      <a:extLst>
+                        <a:ext uri="{28A0092B-C50C-407E-A947-70E740481C1C}">
+                          <a14:useLocalDpi xmlns:a14="http://schemas.microsoft.com/office/drawing/2010/main" val="0"/>
+                        </a:ext>
+                      </a:extLst>
+                    </a:blip>
+                    <a:srcRect l="3612" t="47269" r="3628" b="760"/>
+                    <a:stretch>
+                      <a:fillRect/>
+                    </a:stretch>
+                  </pic:blipFill>
+                  <pic:spPr bwMode="auto">
+                    <a:xfrm rot="5400000">
+                      <a:off x="0" y="0"/>
+                      <a:ext cx="10131425" cy="6642735"/>
+                    </a:xfrm>
+                    <a:prstGeom prst="rect">
+                      <a:avLst/>
+                    </a:prstGeom>
+                    <a:noFill/>
+                    <a:ln>
+                      <a:noFill/>
+                    </a:ln>
+                    <a:extLst>
+                      <a:ext uri="{53640926-AAD7-44D8-BBD7-CCE9431645EC}">
+                        <a14:shadowObscured xmlns:a14="http://schemas.microsoft.com/office/drawing/2010/main"/>
+                      </a:ext>
+                    </a:extLst>
+                  </pic:spPr>
+                </pic:pic>
+              </a:graphicData>
+            </a:graphic>
+            <wp14:sizeRelH relativeFrom="page">
+              <wp14:pctWidth>0</wp14:pctWidth>
+            </wp14:sizeRelH>
+            <wp14:sizeRelV relativeFrom="page">
+              <wp14:pctHeight>0</wp14:pctHeight>
+            </wp14:sizeRelV>
+          </wp:anchor>
+        </w:drawing>
+      </w:r>
+      <w:r>
         <w:br w:type="page"/>
       </w:r>
     </w:p>
     <w:p>
+      <w:pPr>
+        <w:spacing w:line="278" w:lineRule="auto"/>
+        <w:jc w:val="left"/>
+      </w:pPr>
       <w:r>
         <w:rPr>
           <w:noProof/>
         </w:rPr>
         <w:lastRenderedPageBreak/>
         <w:drawing>
-          <wp:anchor distT="0" distB="0" distL="114300" distR="114300" simplePos="0" relativeHeight="251659264" behindDoc="0" locked="0" layoutInCell="1" allowOverlap="1" wp14:anchorId="0E8D602A" wp14:editId="7E64714F">
+          <wp:anchor distT="0" distB="0" distL="114300" distR="114300" simplePos="0" relativeHeight="251659264" behindDoc="0" locked="0" layoutInCell="1" allowOverlap="1" wp14:anchorId="0E8D602A" wp14:editId="5E8BD16A">
             <wp:simplePos x="0" y="0"/>
-            <wp:positionH relativeFrom="column">
-              <wp:posOffset>-266700</wp:posOffset>
+            <wp:positionH relativeFrom="margin">
+              <wp:align>right</wp:align>
             </wp:positionH>
             <wp:positionV relativeFrom="paragraph">
-              <wp:posOffset>0</wp:posOffset>
+              <wp:posOffset>1767840</wp:posOffset>
             </wp:positionV>
-            <wp:extent cx="7191375" cy="9677400"/>
-            <wp:effectExtent l="0" t="0" r="9525" b="0"/>
+            <wp:extent cx="10067925" cy="6650355"/>
+            <wp:effectExtent l="0" t="5715" r="3810" b="3810"/>
             <wp:wrapSquare wrapText="bothSides"/>
             <wp:docPr id="1156000563" name="Imagen 4"/>
             <wp:cNvGraphicFramePr>
@@ -109,7 +193,7 @@
                       <a:picLocks noChangeAspect="1" noChangeArrowheads="1"/>
                     </pic:cNvPicPr>
                   </pic:nvPicPr>
-                  <pic:blipFill>
+                  <pic:blipFill rotWithShape="1">
                     <a:blip r:embed="rId7">
                       <a:extLst>
                         <a:ext uri="{28A0092B-C50C-407E-A947-70E740481C1C}">
@@ -117,20 +201,106 @@
                         </a:ext>
                       </a:extLst>
                     </a:blip>
-                    <a:srcRect/>
+                    <a:srcRect l="2252" t="1182" r="2252" b="43995"/>
                     <a:stretch>
                       <a:fillRect/>
                     </a:stretch>
                   </pic:blipFill>
                   <pic:spPr bwMode="auto">
-                    <a:xfrm>
+                    <a:xfrm rot="5400000">
                       <a:off x="0" y="0"/>
-                      <a:ext cx="7191375" cy="9677400"/>
+                      <a:ext cx="10067925" cy="6650355"/>
                     </a:xfrm>
                     <a:prstGeom prst="rect">
                       <a:avLst/>
                     </a:prstGeom>
                     <a:noFill/>
+                    <a:ln>
+                      <a:noFill/>
+                    </a:ln>
+                    <a:extLst>
+                      <a:ext uri="{53640926-AAD7-44D8-BBD7-CCE9431645EC}">
+                        <a14:shadowObscured xmlns:a14="http://schemas.microsoft.com/office/drawing/2010/main"/>
+                      </a:ext>
+                    </a:extLst>
+                  </pic:spPr>
+                </pic:pic>
+              </a:graphicData>
+            </a:graphic>
+            <wp14:sizeRelH relativeFrom="page">
+              <wp14:pctWidth>0</wp14:pctWidth>
+            </wp14:sizeRelH>
+            <wp14:sizeRelV relativeFrom="page">
+              <wp14:pctHeight>0</wp14:pctHeight>
+            </wp14:sizeRelV>
+          </wp:anchor>
+        </w:drawing>
+      </w:r>
+      <w:r>
+        <w:br w:type="page"/>
+      </w:r>
+    </w:p>
+    <w:p>
+      <w:r>
+        <w:rPr>
+          <w:noProof/>
+        </w:rPr>
+        <w:lastRenderedPageBreak/>
+        <w:drawing>
+          <wp:anchor distT="0" distB="0" distL="114300" distR="114300" simplePos="0" relativeHeight="251663360" behindDoc="0" locked="0" layoutInCell="1" allowOverlap="1" wp14:anchorId="7DFCC88F" wp14:editId="65454905">
+            <wp:simplePos x="0" y="0"/>
+            <wp:positionH relativeFrom="margin">
+              <wp:align>left</wp:align>
+            </wp:positionH>
+            <wp:positionV relativeFrom="paragraph">
+              <wp:posOffset>1816100</wp:posOffset>
+            </wp:positionV>
+            <wp:extent cx="9989185" cy="6638925"/>
+            <wp:effectExtent l="0" t="1270" r="0" b="0"/>
+            <wp:wrapSquare wrapText="bothSides"/>
+            <wp:docPr id="907093173" name="Imagen 4"/>
+            <wp:cNvGraphicFramePr>
+              <a:graphicFrameLocks xmlns:a="http://schemas.openxmlformats.org/drawingml/2006/main" noChangeAspect="1"/>
+            </wp:cNvGraphicFramePr>
+            <a:graphic xmlns:a="http://schemas.openxmlformats.org/drawingml/2006/main">
+              <a:graphicData uri="http://schemas.openxmlformats.org/drawingml/2006/picture">
+                <pic:pic xmlns:pic="http://schemas.openxmlformats.org/drawingml/2006/picture">
+                  <pic:nvPicPr>
+                    <pic:cNvPr id="0" name="Picture 3"/>
+                    <pic:cNvPicPr>
+                      <a:picLocks noChangeAspect="1" noChangeArrowheads="1"/>
+                    </pic:cNvPicPr>
+                  </pic:nvPicPr>
+                  <pic:blipFill rotWithShape="1">
+                    <a:blip r:embed="rId7">
+                      <a:extLst>
+                        <a:ext uri="{28A0092B-C50C-407E-A947-70E740481C1C}">
+                          <a14:useLocalDpi xmlns:a14="http://schemas.microsoft.com/office/drawing/2010/main" val="0"/>
+                        </a:ext>
+                      </a:extLst>
+                    </a:blip>
+                    <a:srcRect l="2341" t="55936" r="2906" b="1282"/>
+                    <a:stretch>
+                      <a:fillRect/>
+                    </a:stretch>
+                  </pic:blipFill>
+                  <pic:spPr bwMode="auto">
+                    <a:xfrm rot="5400000">
+                      <a:off x="0" y="0"/>
+                      <a:ext cx="9989185" cy="6638925"/>
+                    </a:xfrm>
+                    <a:prstGeom prst="rect">
+                      <a:avLst/>
+                    </a:prstGeom>
+                    <a:noFill/>
+                    <a:ln>
+                      <a:noFill/>
+                    </a:ln>
+                    <a:extLst>
+                      <a:ext uri="{53640926-AAD7-44D8-BBD7-CCE9431645EC}">
+                        <a14:shadowObscured xmlns:a14="http://schemas.microsoft.com/office/drawing/2010/main"/>
+                      </a:ext>
+                    </a:extLst>
                   </pic:spPr>
                 </pic:pic>
               </a:graphicData>
@@ -145,10 +315,11 @@
         </w:drawing>
       </w:r>
     </w:p>
+    <w:p/>
     <w:sectPr>
       <w:footerReference w:type="default" r:id="rId8"/>
       <w:pgSz w:w="11906" w:h="16838"/>
-      <w:pgMar w:top="720" w:right="720" w:bottom="720" w:left="720" w:header="708" w:footer="23" w:gutter="0"/>
+      <w:pgMar w:top="142" w:right="720" w:bottom="720" w:left="720" w:header="708" w:footer="23" w:gutter="0"/>
       <w:cols w:space="708"/>
       <w:docGrid w:linePitch="653"/>
     </w:sectPr>
